--- a/apps/web/public/downloads/temt-sample-report.docx
+++ b/apps/web/public/downloads/temt-sample-report.docx
@@ -50,7 +50,7 @@
           <w:iCs/>
           <w:color w:val="636363"/>
         </w:rPr>
-        <w:t xml:space="preserve">FY 2025–26 · Generated 27 September 2026 · GLEC Framework v3.2 · India defaults · engine temt-engine-2.0.0</w:t>
+        <w:t xml:space="preserve">FY 2025–26 · Generated 27 September 2026 · TEMT emission factors · engine temt-engine-2.0.0</w:t>
       </w:r>
     </w:p>
     <w:p>
@@ -183,7 +183,7 @@
                 <w:sz w:val="18"/>
                 <w:szCs w:val="18"/>
               </w:rPr>
-              <w:t xml:space="preserve">325.5 t CO₂e</w:t>
+              <w:t xml:space="preserve">334.5 t CO₂e</w:t>
             </w:r>
           </w:p>
         </w:tc>
@@ -231,7 +231,7 @@
                 <w:sz w:val="18"/>
                 <w:szCs w:val="18"/>
               </w:rPr>
-              <w:t xml:space="preserve">241.4 t CO₂e</w:t>
+              <w:t xml:space="preserve">249.7 t CO₂e</w:t>
             </w:r>
           </w:p>
         </w:tc>
@@ -279,7 +279,7 @@
                 <w:sz w:val="18"/>
                 <w:szCs w:val="18"/>
               </w:rPr>
-              <w:t xml:space="preserve">78.95 t CO₂e</w:t>
+              <w:t xml:space="preserve">79.67 t CO₂e</w:t>
             </w:r>
           </w:p>
         </w:tc>
@@ -327,7 +327,7 @@
                 <w:sz w:val="18"/>
                 <w:szCs w:val="18"/>
               </w:rPr>
-              <w:t xml:space="preserve">5.21 t CO₂e</w:t>
+              <w:t xml:space="preserve">5.19 t CO₂e</w:t>
             </w:r>
           </w:p>
         </w:tc>
@@ -423,7 +423,7 @@
                 <w:sz w:val="18"/>
                 <w:szCs w:val="18"/>
               </w:rPr>
-              <w:t xml:space="preserve">22.4 g CO₂e per tonne-km</w:t>
+              <w:t xml:space="preserve">23 g CO₂e per tonne-km</w:t>
             </w:r>
           </w:p>
         </w:tc>
@@ -471,7 +471,7 @@
                 <w:sz w:val="18"/>
                 <w:szCs w:val="18"/>
               </w:rPr>
-              <w:t xml:space="preserve">66.6 kg CO₂e</w:t>
+              <w:t xml:space="preserve">68.5 kg CO₂e</w:t>
             </w:r>
           </w:p>
         </w:tc>
@@ -519,7 +519,7 @@
                 <w:sz w:val="18"/>
                 <w:szCs w:val="18"/>
               </w:rPr>
-              <w:t xml:space="preserve">-8.4%</w:t>
+              <w:t xml:space="preserve">-8.8%</w:t>
             </w:r>
           </w:p>
         </w:tc>
@@ -560,7 +560,7 @@
         <w:spacing w:after="80"/>
       </w:pPr>
       <w:r>
-        <w:t xml:space="preserve">Your heaviest lane. Hosur → Delhi accounts for 12% of emissions across 6 shipments.</w:t>
+        <w:t xml:space="preserve">Your heaviest lane. Hosur → Delhi accounts for 11% of emissions across 6 shipments.</w:t>
       </w:r>
     </w:p>
     <w:p>
@@ -743,51 +743,51 @@
                 <w:sz w:val="18"/>
                 <w:szCs w:val="18"/>
               </w:rPr>
-              <w:t xml:space="preserve">222.9</w:t>
-            </w:r>
-          </w:p>
-        </w:tc>
-        <w:tc>
-          <w:tcPr>
-            <w:tcMar>
-              <w:top w:type="dxa" w:w="60"/>
-              <w:left w:type="dxa" w:w="100"/>
-              <w:bottom w:type="dxa" w:w="60"/>
-              <w:right w:type="dxa" w:w="100"/>
-            </w:tcMar>
-          </w:tcPr>
-          <w:p>
-            <w:pPr>
-              <w:jc w:val="right"/>
-            </w:pPr>
-            <w:r>
-              <w:rPr>
-                <w:sz w:val="18"/>
-                <w:szCs w:val="18"/>
-              </w:rPr>
-              <w:t xml:space="preserve">68.5%</w:t>
-            </w:r>
-          </w:p>
-        </w:tc>
-        <w:tc>
-          <w:tcPr>
-            <w:tcMar>
-              <w:top w:type="dxa" w:w="60"/>
-              <w:left w:type="dxa" w:w="100"/>
-              <w:bottom w:type="dxa" w:w="60"/>
-              <w:right w:type="dxa" w:w="100"/>
-            </w:tcMar>
-          </w:tcPr>
-          <w:p>
-            <w:pPr>
-              <w:jc w:val="right"/>
-            </w:pPr>
-            <w:r>
-              <w:rPr>
-                <w:sz w:val="18"/>
-                <w:szCs w:val="18"/>
-              </w:rPr>
-              <w:t xml:space="preserve">35,24,570</w:t>
+              <w:t xml:space="preserve">228</w:t>
+            </w:r>
+          </w:p>
+        </w:tc>
+        <w:tc>
+          <w:tcPr>
+            <w:tcMar>
+              <w:top w:type="dxa" w:w="60"/>
+              <w:left w:type="dxa" w:w="100"/>
+              <w:bottom w:type="dxa" w:w="60"/>
+              <w:right w:type="dxa" w:w="100"/>
+            </w:tcMar>
+          </w:tcPr>
+          <w:p>
+            <w:pPr>
+              <w:jc w:val="right"/>
+            </w:pPr>
+            <w:r>
+              <w:rPr>
+                <w:sz w:val="18"/>
+                <w:szCs w:val="18"/>
+              </w:rPr>
+              <w:t xml:space="preserve">68.2%</w:t>
+            </w:r>
+          </w:p>
+        </w:tc>
+        <w:tc>
+          <w:tcPr>
+            <w:tcMar>
+              <w:top w:type="dxa" w:w="60"/>
+              <w:left w:type="dxa" w:w="100"/>
+              <w:bottom w:type="dxa" w:w="60"/>
+              <w:right w:type="dxa" w:w="100"/>
+            </w:tcMar>
+          </w:tcPr>
+          <w:p>
+            <w:pPr>
+              <w:jc w:val="right"/>
+            </w:pPr>
+            <w:r>
+              <w:rPr>
+                <w:sz w:val="18"/>
+                <w:szCs w:val="18"/>
+              </w:rPr>
+              <w:t xml:space="preserve">35,25,981</w:t>
             </w:r>
           </w:p>
         </w:tc>
@@ -833,51 +833,51 @@
                 <w:sz w:val="18"/>
                 <w:szCs w:val="18"/>
               </w:rPr>
-              <w:t xml:space="preserve">22.8</w:t>
-            </w:r>
-          </w:p>
-        </w:tc>
-        <w:tc>
-          <w:tcPr>
-            <w:tcMar>
-              <w:top w:type="dxa" w:w="60"/>
-              <w:left w:type="dxa" w:w="100"/>
-              <w:bottom w:type="dxa" w:w="60"/>
-              <w:right w:type="dxa" w:w="100"/>
-            </w:tcMar>
-          </w:tcPr>
-          <w:p>
-            <w:pPr>
-              <w:jc w:val="right"/>
-            </w:pPr>
-            <w:r>
-              <w:rPr>
-                <w:sz w:val="18"/>
-                <w:szCs w:val="18"/>
-              </w:rPr>
-              <w:t xml:space="preserve">7%</w:t>
-            </w:r>
-          </w:p>
-        </w:tc>
-        <w:tc>
-          <w:tcPr>
-            <w:tcMar>
-              <w:top w:type="dxa" w:w="60"/>
-              <w:left w:type="dxa" w:w="100"/>
-              <w:bottom w:type="dxa" w:w="60"/>
-              <w:right w:type="dxa" w:w="100"/>
-            </w:tcMar>
-          </w:tcPr>
-          <w:p>
-            <w:pPr>
-              <w:jc w:val="right"/>
-            </w:pPr>
-            <w:r>
-              <w:rPr>
-                <w:sz w:val="18"/>
-                <w:szCs w:val="18"/>
-              </w:rPr>
-              <w:t xml:space="preserve">21,71,296</w:t>
+              <w:t xml:space="preserve">22.43</w:t>
+            </w:r>
+          </w:p>
+        </w:tc>
+        <w:tc>
+          <w:tcPr>
+            <w:tcMar>
+              <w:top w:type="dxa" w:w="60"/>
+              <w:left w:type="dxa" w:w="100"/>
+              <w:bottom w:type="dxa" w:w="60"/>
+              <w:right w:type="dxa" w:w="100"/>
+            </w:tcMar>
+          </w:tcPr>
+          <w:p>
+            <w:pPr>
+              <w:jc w:val="right"/>
+            </w:pPr>
+            <w:r>
+              <w:rPr>
+                <w:sz w:val="18"/>
+                <w:szCs w:val="18"/>
+              </w:rPr>
+              <w:t xml:space="preserve">6.7%</w:t>
+            </w:r>
+          </w:p>
+        </w:tc>
+        <w:tc>
+          <w:tcPr>
+            <w:tcMar>
+              <w:top w:type="dxa" w:w="60"/>
+              <w:left w:type="dxa" w:w="100"/>
+              <w:bottom w:type="dxa" w:w="60"/>
+              <w:right w:type="dxa" w:w="100"/>
+            </w:tcMar>
+          </w:tcPr>
+          <w:p>
+            <w:pPr>
+              <w:jc w:val="right"/>
+            </w:pPr>
+            <w:r>
+              <w:rPr>
+                <w:sz w:val="18"/>
+                <w:szCs w:val="18"/>
+              </w:rPr>
+              <w:t xml:space="preserve">21,77,365</w:t>
             </w:r>
           </w:p>
         </w:tc>
@@ -923,51 +923,51 @@
                 <w:sz w:val="18"/>
                 <w:szCs w:val="18"/>
               </w:rPr>
-              <w:t xml:space="preserve">6.43</w:t>
-            </w:r>
-          </w:p>
-        </w:tc>
-        <w:tc>
-          <w:tcPr>
-            <w:tcMar>
-              <w:top w:type="dxa" w:w="60"/>
-              <w:left w:type="dxa" w:w="100"/>
-              <w:bottom w:type="dxa" w:w="60"/>
-              <w:right w:type="dxa" w:w="100"/>
-            </w:tcMar>
-          </w:tcPr>
-          <w:p>
-            <w:pPr>
-              <w:jc w:val="right"/>
-            </w:pPr>
-            <w:r>
-              <w:rPr>
-                <w:sz w:val="18"/>
-                <w:szCs w:val="18"/>
-              </w:rPr>
-              <w:t xml:space="preserve">2%</w:t>
-            </w:r>
-          </w:p>
-        </w:tc>
-        <w:tc>
-          <w:tcPr>
-            <w:tcMar>
-              <w:top w:type="dxa" w:w="60"/>
-              <w:left w:type="dxa" w:w="100"/>
-              <w:bottom w:type="dxa" w:w="60"/>
-              <w:right w:type="dxa" w:w="100"/>
-            </w:tcMar>
-          </w:tcPr>
-          <w:p>
-            <w:pPr>
-              <w:jc w:val="right"/>
-            </w:pPr>
-            <w:r>
-              <w:rPr>
-                <w:sz w:val="18"/>
-                <w:szCs w:val="18"/>
-              </w:rPr>
-              <w:t xml:space="preserve">5,769</w:t>
+              <w:t xml:space="preserve">10.73</w:t>
+            </w:r>
+          </w:p>
+        </w:tc>
+        <w:tc>
+          <w:tcPr>
+            <w:tcMar>
+              <w:top w:type="dxa" w:w="60"/>
+              <w:left w:type="dxa" w:w="100"/>
+              <w:bottom w:type="dxa" w:w="60"/>
+              <w:right w:type="dxa" w:w="100"/>
+            </w:tcMar>
+          </w:tcPr>
+          <w:p>
+            <w:pPr>
+              <w:jc w:val="right"/>
+            </w:pPr>
+            <w:r>
+              <w:rPr>
+                <w:sz w:val="18"/>
+                <w:szCs w:val="18"/>
+              </w:rPr>
+              <w:t xml:space="preserve">3.2%</w:t>
+            </w:r>
+          </w:p>
+        </w:tc>
+        <w:tc>
+          <w:tcPr>
+            <w:tcMar>
+              <w:top w:type="dxa" w:w="60"/>
+              <w:left w:type="dxa" w:w="100"/>
+              <w:bottom w:type="dxa" w:w="60"/>
+              <w:right w:type="dxa" w:w="100"/>
+            </w:tcMar>
+          </w:tcPr>
+          <w:p>
+            <w:pPr>
+              <w:jc w:val="right"/>
+            </w:pPr>
+            <w:r>
+              <w:rPr>
+                <w:sz w:val="18"/>
+                <w:szCs w:val="18"/>
+              </w:rPr>
+              <w:t xml:space="preserve">6,123</w:t>
             </w:r>
           </w:p>
         </w:tc>
@@ -1035,7 +1035,7 @@
                 <w:sz w:val="18"/>
                 <w:szCs w:val="18"/>
               </w:rPr>
-              <w:t xml:space="preserve">20.9%</w:t>
+              <w:t xml:space="preserve">20.4%</w:t>
             </w:r>
           </w:p>
         </w:tc>
@@ -1103,7 +1103,7 @@
                 <w:sz w:val="18"/>
                 <w:szCs w:val="18"/>
               </w:rPr>
-              <w:t xml:space="preserve">5.21</w:t>
+              <w:t xml:space="preserve">5.19</w:t>
             </w:r>
           </w:p>
         </w:tc>
@@ -1333,51 +1333,51 @@
                 <w:sz w:val="18"/>
                 <w:szCs w:val="18"/>
               </w:rPr>
-              <w:t xml:space="preserve">280.8</w:t>
-            </w:r>
-          </w:p>
-        </w:tc>
-        <w:tc>
-          <w:tcPr>
-            <w:tcMar>
-              <w:top w:type="dxa" w:w="60"/>
-              <w:left w:type="dxa" w:w="100"/>
-              <w:bottom w:type="dxa" w:w="60"/>
-              <w:right w:type="dxa" w:w="100"/>
-            </w:tcMar>
-          </w:tcPr>
-          <w:p>
-            <w:pPr>
-              <w:jc w:val="right"/>
-            </w:pPr>
-            <w:r>
-              <w:rPr>
-                <w:sz w:val="18"/>
-                <w:szCs w:val="18"/>
-              </w:rPr>
-              <w:t xml:space="preserve">86.2%</w:t>
-            </w:r>
-          </w:p>
-        </w:tc>
-        <w:tc>
-          <w:tcPr>
-            <w:tcMar>
-              <w:top w:type="dxa" w:w="60"/>
-              <w:left w:type="dxa" w:w="100"/>
-              <w:bottom w:type="dxa" w:w="60"/>
-              <w:right w:type="dxa" w:w="100"/>
-            </w:tcMar>
-          </w:tcPr>
-          <w:p>
-            <w:pPr>
-              <w:jc w:val="right"/>
-            </w:pPr>
-            <w:r>
-              <w:rPr>
-                <w:sz w:val="18"/>
-                <w:szCs w:val="18"/>
-              </w:rPr>
-              <w:t xml:space="preserve">1,07,78,433</w:t>
+              <w:t xml:space="preserve">289.7</w:t>
+            </w:r>
+          </w:p>
+        </w:tc>
+        <w:tc>
+          <w:tcPr>
+            <w:tcMar>
+              <w:top w:type="dxa" w:w="60"/>
+              <w:left w:type="dxa" w:w="100"/>
+              <w:bottom w:type="dxa" w:w="60"/>
+              <w:right w:type="dxa" w:w="100"/>
+            </w:tcMar>
+          </w:tcPr>
+          <w:p>
+            <w:pPr>
+              <w:jc w:val="right"/>
+            </w:pPr>
+            <w:r>
+              <w:rPr>
+                <w:sz w:val="18"/>
+                <w:szCs w:val="18"/>
+              </w:rPr>
+              <w:t xml:space="preserve">86.6%</w:t>
+            </w:r>
+          </w:p>
+        </w:tc>
+        <w:tc>
+          <w:tcPr>
+            <w:tcMar>
+              <w:top w:type="dxa" w:w="60"/>
+              <w:left w:type="dxa" w:w="100"/>
+              <w:bottom w:type="dxa" w:w="60"/>
+              <w:right w:type="dxa" w:w="100"/>
+            </w:tcMar>
+          </w:tcPr>
+          <w:p>
+            <w:pPr>
+              <w:jc w:val="right"/>
+            </w:pPr>
+            <w:r>
+              <w:rPr>
+                <w:sz w:val="18"/>
+                <w:szCs w:val="18"/>
+              </w:rPr>
+              <w:t xml:space="preserve">1,07,86,266</w:t>
             </w:r>
           </w:p>
         </w:tc>
@@ -1423,29 +1423,29 @@
                 <w:sz w:val="18"/>
                 <w:szCs w:val="18"/>
               </w:rPr>
-              <w:t xml:space="preserve">42.56</w:t>
-            </w:r>
-          </w:p>
-        </w:tc>
-        <w:tc>
-          <w:tcPr>
-            <w:tcMar>
-              <w:top w:type="dxa" w:w="60"/>
-              <w:left w:type="dxa" w:w="100"/>
-              <w:bottom w:type="dxa" w:w="60"/>
-              <w:right w:type="dxa" w:w="100"/>
-            </w:tcMar>
-          </w:tcPr>
-          <w:p>
-            <w:pPr>
-              <w:jc w:val="right"/>
-            </w:pPr>
-            <w:r>
-              <w:rPr>
-                <w:sz w:val="18"/>
-                <w:szCs w:val="18"/>
-              </w:rPr>
-              <w:t xml:space="preserve">13.1%</w:t>
+              <w:t xml:space="preserve">42.6</w:t>
+            </w:r>
+          </w:p>
+        </w:tc>
+        <w:tc>
+          <w:tcPr>
+            <w:tcMar>
+              <w:top w:type="dxa" w:w="60"/>
+              <w:left w:type="dxa" w:w="100"/>
+              <w:bottom w:type="dxa" w:w="60"/>
+              <w:right w:type="dxa" w:w="100"/>
+            </w:tcMar>
+          </w:tcPr>
+          <w:p>
+            <w:pPr>
+              <w:jc w:val="right"/>
+            </w:pPr>
+            <w:r>
+              <w:rPr>
+                <w:sz w:val="18"/>
+                <w:szCs w:val="18"/>
+              </w:rPr>
+              <w:t xml:space="preserve">12.7%</w:t>
             </w:r>
           </w:p>
         </w:tc>
@@ -1535,7 +1535,7 @@
                 <w:sz w:val="18"/>
                 <w:szCs w:val="18"/>
               </w:rPr>
-              <w:t xml:space="preserve">0.7%</w:t>
+              <w:t xml:space="preserve">0.6%</w:t>
             </w:r>
           </w:p>
         </w:tc>
@@ -1833,51 +1833,51 @@
                 <w:sz w:val="18"/>
                 <w:szCs w:val="18"/>
               </w:rPr>
-              <w:t xml:space="preserve">112.1</w:t>
-            </w:r>
-          </w:p>
-        </w:tc>
-        <w:tc>
-          <w:tcPr>
-            <w:tcMar>
-              <w:top w:type="dxa" w:w="60"/>
-              <w:left w:type="dxa" w:w="100"/>
-              <w:bottom w:type="dxa" w:w="60"/>
-              <w:right w:type="dxa" w:w="100"/>
-            </w:tcMar>
-          </w:tcPr>
-          <w:p>
-            <w:pPr>
-              <w:jc w:val="right"/>
-            </w:pPr>
-            <w:r>
-              <w:rPr>
-                <w:sz w:val="18"/>
-                <w:szCs w:val="18"/>
-              </w:rPr>
-              <w:t xml:space="preserve">34.4%</w:t>
-            </w:r>
-          </w:p>
-        </w:tc>
-        <w:tc>
-          <w:tcPr>
-            <w:tcMar>
-              <w:top w:type="dxa" w:w="60"/>
-              <w:left w:type="dxa" w:w="100"/>
-              <w:bottom w:type="dxa" w:w="60"/>
-              <w:right w:type="dxa" w:w="100"/>
-            </w:tcMar>
-          </w:tcPr>
-          <w:p>
-            <w:pPr>
-              <w:jc w:val="right"/>
-            </w:pPr>
-            <w:r>
-              <w:rPr>
-                <w:sz w:val="18"/>
-                <w:szCs w:val="18"/>
-              </w:rPr>
-              <w:t xml:space="preserve">49,65,753</w:t>
+              <w:t xml:space="preserve">115.7</w:t>
+            </w:r>
+          </w:p>
+        </w:tc>
+        <w:tc>
+          <w:tcPr>
+            <w:tcMar>
+              <w:top w:type="dxa" w:w="60"/>
+              <w:left w:type="dxa" w:w="100"/>
+              <w:bottom w:type="dxa" w:w="60"/>
+              <w:right w:type="dxa" w:w="100"/>
+            </w:tcMar>
+          </w:tcPr>
+          <w:p>
+            <w:pPr>
+              <w:jc w:val="right"/>
+            </w:pPr>
+            <w:r>
+              <w:rPr>
+                <w:sz w:val="18"/>
+                <w:szCs w:val="18"/>
+              </w:rPr>
+              <w:t xml:space="preserve">34.6%</w:t>
+            </w:r>
+          </w:p>
+        </w:tc>
+        <w:tc>
+          <w:tcPr>
+            <w:tcMar>
+              <w:top w:type="dxa" w:w="60"/>
+              <w:left w:type="dxa" w:w="100"/>
+              <w:bottom w:type="dxa" w:w="60"/>
+              <w:right w:type="dxa" w:w="100"/>
+            </w:tcMar>
+          </w:tcPr>
+          <w:p>
+            <w:pPr>
+              <w:jc w:val="right"/>
+            </w:pPr>
+            <w:r>
+              <w:rPr>
+                <w:sz w:val="18"/>
+                <w:szCs w:val="18"/>
+              </w:rPr>
+              <w:t xml:space="preserve">49,67,250</w:t>
             </w:r>
           </w:p>
         </w:tc>
@@ -1923,51 +1923,51 @@
                 <w:sz w:val="18"/>
                 <w:szCs w:val="18"/>
               </w:rPr>
-              <w:t xml:space="preserve">109.4</w:t>
-            </w:r>
-          </w:p>
-        </w:tc>
-        <w:tc>
-          <w:tcPr>
-            <w:tcMar>
-              <w:top w:type="dxa" w:w="60"/>
-              <w:left w:type="dxa" w:w="100"/>
-              <w:bottom w:type="dxa" w:w="60"/>
-              <w:right w:type="dxa" w:w="100"/>
-            </w:tcMar>
-          </w:tcPr>
-          <w:p>
-            <w:pPr>
-              <w:jc w:val="right"/>
-            </w:pPr>
-            <w:r>
-              <w:rPr>
-                <w:sz w:val="18"/>
-                <w:szCs w:val="18"/>
-              </w:rPr>
-              <w:t xml:space="preserve">33.6%</w:t>
-            </w:r>
-          </w:p>
-        </w:tc>
-        <w:tc>
-          <w:tcPr>
-            <w:tcMar>
-              <w:top w:type="dxa" w:w="60"/>
-              <w:left w:type="dxa" w:w="100"/>
-              <w:bottom w:type="dxa" w:w="60"/>
-              <w:right w:type="dxa" w:w="100"/>
-            </w:tcMar>
-          </w:tcPr>
-          <w:p>
-            <w:pPr>
-              <w:jc w:val="right"/>
-            </w:pPr>
-            <w:r>
-              <w:rPr>
-                <w:sz w:val="18"/>
-                <w:szCs w:val="18"/>
-              </w:rPr>
-              <w:t xml:space="preserve">53,10,548</w:t>
+              <w:t xml:space="preserve">113.4</w:t>
+            </w:r>
+          </w:p>
+        </w:tc>
+        <w:tc>
+          <w:tcPr>
+            <w:tcMar>
+              <w:top w:type="dxa" w:w="60"/>
+              <w:left w:type="dxa" w:w="100"/>
+              <w:bottom w:type="dxa" w:w="60"/>
+              <w:right w:type="dxa" w:w="100"/>
+            </w:tcMar>
+          </w:tcPr>
+          <w:p>
+            <w:pPr>
+              <w:jc w:val="right"/>
+            </w:pPr>
+            <w:r>
+              <w:rPr>
+                <w:sz w:val="18"/>
+                <w:szCs w:val="18"/>
+              </w:rPr>
+              <w:t xml:space="preserve">33.9%</w:t>
+            </w:r>
+          </w:p>
+        </w:tc>
+        <w:tc>
+          <w:tcPr>
+            <w:tcMar>
+              <w:top w:type="dxa" w:w="60"/>
+              <w:left w:type="dxa" w:w="100"/>
+              <w:bottom w:type="dxa" w:w="60"/>
+              <w:right w:type="dxa" w:w="100"/>
+            </w:tcMar>
+          </w:tcPr>
+          <w:p>
+            <w:pPr>
+              <w:jc w:val="right"/>
+            </w:pPr>
+            <w:r>
+              <w:rPr>
+                <w:sz w:val="18"/>
+                <w:szCs w:val="18"/>
+              </w:rPr>
+              <w:t xml:space="preserve">53,13,805</w:t>
             </w:r>
           </w:p>
         </w:tc>
@@ -2013,51 +2013,51 @@
                 <w:sz w:val="18"/>
                 <w:szCs w:val="18"/>
               </w:rPr>
-              <w:t xml:space="preserve">104</w:t>
-            </w:r>
-          </w:p>
-        </w:tc>
-        <w:tc>
-          <w:tcPr>
-            <w:tcMar>
-              <w:top w:type="dxa" w:w="60"/>
-              <w:left w:type="dxa" w:w="100"/>
-              <w:bottom w:type="dxa" w:w="60"/>
-              <w:right w:type="dxa" w:w="100"/>
-            </w:tcMar>
-          </w:tcPr>
-          <w:p>
-            <w:pPr>
-              <w:jc w:val="right"/>
-            </w:pPr>
-            <w:r>
-              <w:rPr>
-                <w:sz w:val="18"/>
-                <w:szCs w:val="18"/>
-              </w:rPr>
-              <w:t xml:space="preserve">31.9%</w:t>
-            </w:r>
-          </w:p>
-        </w:tc>
-        <w:tc>
-          <w:tcPr>
-            <w:tcMar>
-              <w:top w:type="dxa" w:w="60"/>
-              <w:left w:type="dxa" w:w="100"/>
-              <w:bottom w:type="dxa" w:w="60"/>
-              <w:right w:type="dxa" w:w="100"/>
-            </w:tcMar>
-          </w:tcPr>
-          <w:p>
-            <w:pPr>
-              <w:jc w:val="right"/>
-            </w:pPr>
-            <w:r>
-              <w:rPr>
-                <w:sz w:val="18"/>
-                <w:szCs w:val="18"/>
-              </w:rPr>
-              <w:t xml:space="preserve">42,82,815</w:t>
+              <w:t xml:space="preserve">105.4</w:t>
+            </w:r>
+          </w:p>
+        </w:tc>
+        <w:tc>
+          <w:tcPr>
+            <w:tcMar>
+              <w:top w:type="dxa" w:w="60"/>
+              <w:left w:type="dxa" w:w="100"/>
+              <w:bottom w:type="dxa" w:w="60"/>
+              <w:right w:type="dxa" w:w="100"/>
+            </w:tcMar>
+          </w:tcPr>
+          <w:p>
+            <w:pPr>
+              <w:jc w:val="right"/>
+            </w:pPr>
+            <w:r>
+              <w:rPr>
+                <w:sz w:val="18"/>
+                <w:szCs w:val="18"/>
+              </w:rPr>
+              <w:t xml:space="preserve">31.5%</w:t>
+            </w:r>
+          </w:p>
+        </w:tc>
+        <w:tc>
+          <w:tcPr>
+            <w:tcMar>
+              <w:top w:type="dxa" w:w="60"/>
+              <w:left w:type="dxa" w:w="100"/>
+              <w:bottom w:type="dxa" w:w="60"/>
+              <w:right w:type="dxa" w:w="100"/>
+            </w:tcMar>
+          </w:tcPr>
+          <w:p>
+            <w:pPr>
+              <w:jc w:val="right"/>
+            </w:pPr>
+            <w:r>
+              <w:rPr>
+                <w:sz w:val="18"/>
+                <w:szCs w:val="18"/>
+              </w:rPr>
+              <w:t xml:space="preserve">42,85,895</w:t>
             </w:r>
           </w:p>
         </w:tc>
@@ -2243,29 +2243,29 @@
                 <w:sz w:val="18"/>
                 <w:szCs w:val="18"/>
               </w:rPr>
-              <w:t xml:space="preserve">37.62</w:t>
-            </w:r>
-          </w:p>
-        </w:tc>
-        <w:tc>
-          <w:tcPr>
-            <w:tcMar>
-              <w:top w:type="dxa" w:w="60"/>
-              <w:left w:type="dxa" w:w="100"/>
-              <w:bottom w:type="dxa" w:w="60"/>
-              <w:right w:type="dxa" w:w="100"/>
-            </w:tcMar>
-          </w:tcPr>
-          <w:p>
-            <w:pPr>
-              <w:jc w:val="right"/>
-            </w:pPr>
-            <w:r>
-              <w:rPr>
-                <w:sz w:val="18"/>
-                <w:szCs w:val="18"/>
-              </w:rPr>
-              <w:t xml:space="preserve">11.6%</w:t>
+              <w:t xml:space="preserve">37.99</w:t>
+            </w:r>
+          </w:p>
+        </w:tc>
+        <w:tc>
+          <w:tcPr>
+            <w:tcMar>
+              <w:top w:type="dxa" w:w="60"/>
+              <w:left w:type="dxa" w:w="100"/>
+              <w:bottom w:type="dxa" w:w="60"/>
+              <w:right w:type="dxa" w:w="100"/>
+            </w:tcMar>
+          </w:tcPr>
+          <w:p>
+            <w:pPr>
+              <w:jc w:val="right"/>
+            </w:pPr>
+            <w:r>
+              <w:rPr>
+                <w:sz w:val="18"/>
+                <w:szCs w:val="18"/>
+              </w:rPr>
+              <w:t xml:space="preserve">11.4%</w:t>
             </w:r>
           </w:p>
         </w:tc>
@@ -2311,73 +2311,73 @@
                 <w:sz w:val="18"/>
                 <w:szCs w:val="18"/>
               </w:rPr>
-              <w:t xml:space="preserve">Hosur → Jaipur</w:t>
-            </w:r>
-          </w:p>
-        </w:tc>
-        <w:tc>
-          <w:tcPr>
-            <w:tcMar>
-              <w:top w:type="dxa" w:w="60"/>
-              <w:left w:type="dxa" w:w="100"/>
-              <w:bottom w:type="dxa" w:w="60"/>
-              <w:right w:type="dxa" w:w="100"/>
-            </w:tcMar>
-          </w:tcPr>
-          <w:p>
-            <w:pPr>
-              <w:jc w:val="right"/>
-            </w:pPr>
-            <w:r>
-              <w:rPr>
-                <w:sz w:val="18"/>
-                <w:szCs w:val="18"/>
-              </w:rPr>
-              <w:t xml:space="preserve">20.54</w:t>
-            </w:r>
-          </w:p>
-        </w:tc>
-        <w:tc>
-          <w:tcPr>
-            <w:tcMar>
-              <w:top w:type="dxa" w:w="60"/>
-              <w:left w:type="dxa" w:w="100"/>
-              <w:bottom w:type="dxa" w:w="60"/>
-              <w:right w:type="dxa" w:w="100"/>
-            </w:tcMar>
-          </w:tcPr>
-          <w:p>
-            <w:pPr>
-              <w:jc w:val="right"/>
-            </w:pPr>
-            <w:r>
-              <w:rPr>
-                <w:sz w:val="18"/>
-                <w:szCs w:val="18"/>
-              </w:rPr>
-              <w:t xml:space="preserve">6.3%</w:t>
-            </w:r>
-          </w:p>
-        </w:tc>
-        <w:tc>
-          <w:tcPr>
-            <w:tcMar>
-              <w:top w:type="dxa" w:w="60"/>
-              <w:left w:type="dxa" w:w="100"/>
-              <w:bottom w:type="dxa" w:w="60"/>
-              <w:right w:type="dxa" w:w="100"/>
-            </w:tcMar>
-          </w:tcPr>
-          <w:p>
-            <w:pPr>
-              <w:jc w:val="right"/>
-            </w:pPr>
-            <w:r>
-              <w:rPr>
-                <w:sz w:val="18"/>
-                <w:szCs w:val="18"/>
-              </w:rPr>
-              <w:t xml:space="preserve">7,70,691</w:t>
+              <w:t xml:space="preserve">Hosur → Rotterdam</w:t>
+            </w:r>
+          </w:p>
+        </w:tc>
+        <w:tc>
+          <w:tcPr>
+            <w:tcMar>
+              <w:top w:type="dxa" w:w="60"/>
+              <w:left w:type="dxa" w:w="100"/>
+              <w:bottom w:type="dxa" w:w="60"/>
+              <w:right w:type="dxa" w:w="100"/>
+            </w:tcMar>
+          </w:tcPr>
+          <w:p>
+            <w:pPr>
+              <w:jc w:val="right"/>
+            </w:pPr>
+            <w:r>
+              <w:rPr>
+                <w:sz w:val="18"/>
+                <w:szCs w:val="18"/>
+              </w:rPr>
+              <w:t xml:space="preserve">20.24</w:t>
+            </w:r>
+          </w:p>
+        </w:tc>
+        <w:tc>
+          <w:tcPr>
+            <w:tcMar>
+              <w:top w:type="dxa" w:w="60"/>
+              <w:left w:type="dxa" w:w="100"/>
+              <w:bottom w:type="dxa" w:w="60"/>
+              <w:right w:type="dxa" w:w="100"/>
+            </w:tcMar>
+          </w:tcPr>
+          <w:p>
+            <w:pPr>
+              <w:jc w:val="right"/>
+            </w:pPr>
+            <w:r>
+              <w:rPr>
+                <w:sz w:val="18"/>
+                <w:szCs w:val="18"/>
+              </w:rPr>
+              <w:t xml:space="preserve">6.1%</w:t>
+            </w:r>
+          </w:p>
+        </w:tc>
+        <w:tc>
+          <w:tcPr>
+            <w:tcMar>
+              <w:top w:type="dxa" w:w="60"/>
+              <w:left w:type="dxa" w:w="100"/>
+              <w:bottom w:type="dxa" w:w="60"/>
+              <w:right w:type="dxa" w:w="100"/>
+            </w:tcMar>
+          </w:tcPr>
+          <w:p>
+            <w:pPr>
+              <w:jc w:val="right"/>
+            </w:pPr>
+            <w:r>
+              <w:rPr>
+                <w:sz w:val="18"/>
+                <w:szCs w:val="18"/>
+              </w:rPr>
+              <w:t xml:space="preserve">17,60,073</w:t>
             </w:r>
           </w:p>
         </w:tc>
@@ -2401,73 +2401,73 @@
                 <w:sz w:val="18"/>
                 <w:szCs w:val="18"/>
               </w:rPr>
-              <w:t xml:space="preserve">Hosur → Rotterdam</w:t>
-            </w:r>
-          </w:p>
-        </w:tc>
-        <w:tc>
-          <w:tcPr>
-            <w:tcMar>
-              <w:top w:type="dxa" w:w="60"/>
-              <w:left w:type="dxa" w:w="100"/>
-              <w:bottom w:type="dxa" w:w="60"/>
-              <w:right w:type="dxa" w:w="100"/>
-            </w:tcMar>
-          </w:tcPr>
-          <w:p>
-            <w:pPr>
-              <w:jc w:val="right"/>
-            </w:pPr>
-            <w:r>
-              <w:rPr>
-                <w:sz w:val="18"/>
-                <w:szCs w:val="18"/>
-              </w:rPr>
-              <w:t xml:space="preserve">20.11</w:t>
-            </w:r>
-          </w:p>
-        </w:tc>
-        <w:tc>
-          <w:tcPr>
-            <w:tcMar>
-              <w:top w:type="dxa" w:w="60"/>
-              <w:left w:type="dxa" w:w="100"/>
-              <w:bottom w:type="dxa" w:w="60"/>
-              <w:right w:type="dxa" w:w="100"/>
-            </w:tcMar>
-          </w:tcPr>
-          <w:p>
-            <w:pPr>
-              <w:jc w:val="right"/>
-            </w:pPr>
-            <w:r>
-              <w:rPr>
-                <w:sz w:val="18"/>
-                <w:szCs w:val="18"/>
-              </w:rPr>
-              <w:t xml:space="preserve">6.2%</w:t>
-            </w:r>
-          </w:p>
-        </w:tc>
-        <w:tc>
-          <w:tcPr>
-            <w:tcMar>
-              <w:top w:type="dxa" w:w="60"/>
-              <w:left w:type="dxa" w:w="100"/>
-              <w:bottom w:type="dxa" w:w="60"/>
-              <w:right w:type="dxa" w:w="100"/>
-            </w:tcMar>
-          </w:tcPr>
-          <w:p>
-            <w:pPr>
-              <w:jc w:val="right"/>
-            </w:pPr>
-            <w:r>
-              <w:rPr>
-                <w:sz w:val="18"/>
-                <w:szCs w:val="18"/>
-              </w:rPr>
-              <w:t xml:space="preserve">17,60,073</w:t>
+              <w:t xml:space="preserve">Hosur → Kochi</w:t>
+            </w:r>
+          </w:p>
+        </w:tc>
+        <w:tc>
+          <w:tcPr>
+            <w:tcMar>
+              <w:top w:type="dxa" w:w="60"/>
+              <w:left w:type="dxa" w:w="100"/>
+              <w:bottom w:type="dxa" w:w="60"/>
+              <w:right w:type="dxa" w:w="100"/>
+            </w:tcMar>
+          </w:tcPr>
+          <w:p>
+            <w:pPr>
+              <w:jc w:val="right"/>
+            </w:pPr>
+            <w:r>
+              <w:rPr>
+                <w:sz w:val="18"/>
+                <w:szCs w:val="18"/>
+              </w:rPr>
+              <w:t xml:space="preserve">20.15</w:t>
+            </w:r>
+          </w:p>
+        </w:tc>
+        <w:tc>
+          <w:tcPr>
+            <w:tcMar>
+              <w:top w:type="dxa" w:w="60"/>
+              <w:left w:type="dxa" w:w="100"/>
+              <w:bottom w:type="dxa" w:w="60"/>
+              <w:right w:type="dxa" w:w="100"/>
+            </w:tcMar>
+          </w:tcPr>
+          <w:p>
+            <w:pPr>
+              <w:jc w:val="right"/>
+            </w:pPr>
+            <w:r>
+              <w:rPr>
+                <w:sz w:val="18"/>
+                <w:szCs w:val="18"/>
+              </w:rPr>
+              <w:t xml:space="preserve">6%</w:t>
+            </w:r>
+          </w:p>
+        </w:tc>
+        <w:tc>
+          <w:tcPr>
+            <w:tcMar>
+              <w:top w:type="dxa" w:w="60"/>
+              <w:left w:type="dxa" w:w="100"/>
+              <w:bottom w:type="dxa" w:w="60"/>
+              <w:right w:type="dxa" w:w="100"/>
+            </w:tcMar>
+          </w:tcPr>
+          <w:p>
+            <w:pPr>
+              <w:jc w:val="right"/>
+            </w:pPr>
+            <w:r>
+              <w:rPr>
+                <w:sz w:val="18"/>
+                <w:szCs w:val="18"/>
+              </w:rPr>
+              <w:t xml:space="preserve">7,30,877</w:t>
             </w:r>
           </w:p>
         </w:tc>
@@ -2491,73 +2491,73 @@
                 <w:sz w:val="18"/>
                 <w:szCs w:val="18"/>
               </w:rPr>
-              <w:t xml:space="preserve">Hosur → Kochi</w:t>
-            </w:r>
-          </w:p>
-        </w:tc>
-        <w:tc>
-          <w:tcPr>
-            <w:tcMar>
-              <w:top w:type="dxa" w:w="60"/>
-              <w:left w:type="dxa" w:w="100"/>
-              <w:bottom w:type="dxa" w:w="60"/>
-              <w:right w:type="dxa" w:w="100"/>
-            </w:tcMar>
-          </w:tcPr>
-          <w:p>
-            <w:pPr>
-              <w:jc w:val="right"/>
-            </w:pPr>
-            <w:r>
-              <w:rPr>
-                <w:sz w:val="18"/>
-                <w:szCs w:val="18"/>
-              </w:rPr>
-              <w:t xml:space="preserve">19.83</w:t>
-            </w:r>
-          </w:p>
-        </w:tc>
-        <w:tc>
-          <w:tcPr>
-            <w:tcMar>
-              <w:top w:type="dxa" w:w="60"/>
-              <w:left w:type="dxa" w:w="100"/>
-              <w:bottom w:type="dxa" w:w="60"/>
-              <w:right w:type="dxa" w:w="100"/>
-            </w:tcMar>
-          </w:tcPr>
-          <w:p>
-            <w:pPr>
-              <w:jc w:val="right"/>
-            </w:pPr>
-            <w:r>
-              <w:rPr>
-                <w:sz w:val="18"/>
-                <w:szCs w:val="18"/>
-              </w:rPr>
-              <w:t xml:space="preserve">6.1%</w:t>
-            </w:r>
-          </w:p>
-        </w:tc>
-        <w:tc>
-          <w:tcPr>
-            <w:tcMar>
-              <w:top w:type="dxa" w:w="60"/>
-              <w:left w:type="dxa" w:w="100"/>
-              <w:bottom w:type="dxa" w:w="60"/>
-              <w:right w:type="dxa" w:w="100"/>
-            </w:tcMar>
-          </w:tcPr>
-          <w:p>
-            <w:pPr>
-              <w:jc w:val="right"/>
-            </w:pPr>
-            <w:r>
-              <w:rPr>
-                <w:sz w:val="18"/>
-                <w:szCs w:val="18"/>
-              </w:rPr>
-              <w:t xml:space="preserve">7,30,877</w:t>
+              <w:t xml:space="preserve">Hosur → Jaipur</w:t>
+            </w:r>
+          </w:p>
+        </w:tc>
+        <w:tc>
+          <w:tcPr>
+            <w:tcMar>
+              <w:top w:type="dxa" w:w="60"/>
+              <w:left w:type="dxa" w:w="100"/>
+              <w:bottom w:type="dxa" w:w="60"/>
+              <w:right w:type="dxa" w:w="100"/>
+            </w:tcMar>
+          </w:tcPr>
+          <w:p>
+            <w:pPr>
+              <w:jc w:val="right"/>
+            </w:pPr>
+            <w:r>
+              <w:rPr>
+                <w:sz w:val="18"/>
+                <w:szCs w:val="18"/>
+              </w:rPr>
+              <w:t xml:space="preserve">20.12</w:t>
+            </w:r>
+          </w:p>
+        </w:tc>
+        <w:tc>
+          <w:tcPr>
+            <w:tcMar>
+              <w:top w:type="dxa" w:w="60"/>
+              <w:left w:type="dxa" w:w="100"/>
+              <w:bottom w:type="dxa" w:w="60"/>
+              <w:right w:type="dxa" w:w="100"/>
+            </w:tcMar>
+          </w:tcPr>
+          <w:p>
+            <w:pPr>
+              <w:jc w:val="right"/>
+            </w:pPr>
+            <w:r>
+              <w:rPr>
+                <w:sz w:val="18"/>
+                <w:szCs w:val="18"/>
+              </w:rPr>
+              <w:t xml:space="preserve">6%</w:t>
+            </w:r>
+          </w:p>
+        </w:tc>
+        <w:tc>
+          <w:tcPr>
+            <w:tcMar>
+              <w:top w:type="dxa" w:w="60"/>
+              <w:left w:type="dxa" w:w="100"/>
+              <w:bottom w:type="dxa" w:w="60"/>
+              <w:right w:type="dxa" w:w="100"/>
+            </w:tcMar>
+          </w:tcPr>
+          <w:p>
+            <w:pPr>
+              <w:jc w:val="right"/>
+            </w:pPr>
+            <w:r>
+              <w:rPr>
+                <w:sz w:val="18"/>
+                <w:szCs w:val="18"/>
+              </w:rPr>
+              <w:t xml:space="preserve">7,70,691</w:t>
             </w:r>
           </w:p>
         </w:tc>
@@ -2603,29 +2603,29 @@
                 <w:sz w:val="18"/>
                 <w:szCs w:val="18"/>
               </w:rPr>
-              <w:t xml:space="preserve">18.22</w:t>
-            </w:r>
-          </w:p>
-        </w:tc>
-        <w:tc>
-          <w:tcPr>
-            <w:tcMar>
-              <w:top w:type="dxa" w:w="60"/>
-              <w:left w:type="dxa" w:w="100"/>
-              <w:bottom w:type="dxa" w:w="60"/>
-              <w:right w:type="dxa" w:w="100"/>
-            </w:tcMar>
-          </w:tcPr>
-          <w:p>
-            <w:pPr>
-              <w:jc w:val="right"/>
-            </w:pPr>
-            <w:r>
-              <w:rPr>
-                <w:sz w:val="18"/>
-                <w:szCs w:val="18"/>
-              </w:rPr>
-              <w:t xml:space="preserve">5.6%</w:t>
+              <w:t xml:space="preserve">19.13</w:t>
+            </w:r>
+          </w:p>
+        </w:tc>
+        <w:tc>
+          <w:tcPr>
+            <w:tcMar>
+              <w:top w:type="dxa" w:w="60"/>
+              <w:left w:type="dxa" w:w="100"/>
+              <w:bottom w:type="dxa" w:w="60"/>
+              <w:right w:type="dxa" w:w="100"/>
+            </w:tcMar>
+          </w:tcPr>
+          <w:p>
+            <w:pPr>
+              <w:jc w:val="right"/>
+            </w:pPr>
+            <w:r>
+              <w:rPr>
+                <w:sz w:val="18"/>
+                <w:szCs w:val="18"/>
+              </w:rPr>
+              <w:t xml:space="preserve">5.7%</w:t>
             </w:r>
           </w:p>
         </w:tc>
@@ -2693,7 +2693,7 @@
                 <w:sz w:val="18"/>
                 <w:szCs w:val="18"/>
               </w:rPr>
-              <w:t xml:space="preserve">15.28</w:t>
+              <w:t xml:space="preserve">15.86</w:t>
             </w:r>
           </w:p>
         </w:tc>
@@ -2783,29 +2783,29 @@
                 <w:sz w:val="18"/>
                 <w:szCs w:val="18"/>
               </w:rPr>
-              <w:t xml:space="preserve">13.95</w:t>
-            </w:r>
-          </w:p>
-        </w:tc>
-        <w:tc>
-          <w:tcPr>
-            <w:tcMar>
-              <w:top w:type="dxa" w:w="60"/>
-              <w:left w:type="dxa" w:w="100"/>
-              <w:bottom w:type="dxa" w:w="60"/>
-              <w:right w:type="dxa" w:w="100"/>
-            </w:tcMar>
-          </w:tcPr>
-          <w:p>
-            <w:pPr>
-              <w:jc w:val="right"/>
-            </w:pPr>
-            <w:r>
-              <w:rPr>
-                <w:sz w:val="18"/>
-                <w:szCs w:val="18"/>
-              </w:rPr>
-              <w:t xml:space="preserve">4.3%</w:t>
+              <w:t xml:space="preserve">14.06</w:t>
+            </w:r>
+          </w:p>
+        </w:tc>
+        <w:tc>
+          <w:tcPr>
+            <w:tcMar>
+              <w:top w:type="dxa" w:w="60"/>
+              <w:left w:type="dxa" w:w="100"/>
+              <w:bottom w:type="dxa" w:w="60"/>
+              <w:right w:type="dxa" w:w="100"/>
+            </w:tcMar>
+          </w:tcPr>
+          <w:p>
+            <w:pPr>
+              <w:jc w:val="right"/>
+            </w:pPr>
+            <w:r>
+              <w:rPr>
+                <w:sz w:val="18"/>
+                <w:szCs w:val="18"/>
+              </w:rPr>
+              <w:t xml:space="preserve">4.2%</w:t>
             </w:r>
           </w:p>
         </w:tc>
@@ -2873,29 +2873,29 @@
                 <w:sz w:val="18"/>
                 <w:szCs w:val="18"/>
               </w:rPr>
-              <w:t xml:space="preserve">13.75</w:t>
-            </w:r>
-          </w:p>
-        </w:tc>
-        <w:tc>
-          <w:tcPr>
-            <w:tcMar>
-              <w:top w:type="dxa" w:w="60"/>
-              <w:left w:type="dxa" w:w="100"/>
-              <w:bottom w:type="dxa" w:w="60"/>
-              <w:right w:type="dxa" w:w="100"/>
-            </w:tcMar>
-          </w:tcPr>
-          <w:p>
-            <w:pPr>
-              <w:jc w:val="right"/>
-            </w:pPr>
-            <w:r>
-              <w:rPr>
-                <w:sz w:val="18"/>
-                <w:szCs w:val="18"/>
-              </w:rPr>
-              <w:t xml:space="preserve">4.2%</w:t>
+              <w:t xml:space="preserve">13.82</w:t>
+            </w:r>
+          </w:p>
+        </w:tc>
+        <w:tc>
+          <w:tcPr>
+            <w:tcMar>
+              <w:top w:type="dxa" w:w="60"/>
+              <w:left w:type="dxa" w:w="100"/>
+              <w:bottom w:type="dxa" w:w="60"/>
+              <w:right w:type="dxa" w:w="100"/>
+            </w:tcMar>
+          </w:tcPr>
+          <w:p>
+            <w:pPr>
+              <w:jc w:val="right"/>
+            </w:pPr>
+            <w:r>
+              <w:rPr>
+                <w:sz w:val="18"/>
+                <w:szCs w:val="18"/>
+              </w:rPr>
+              <w:t xml:space="preserve">4.1%</w:t>
             </w:r>
           </w:p>
         </w:tc>
@@ -2963,29 +2963,29 @@
                 <w:sz w:val="18"/>
                 <w:szCs w:val="18"/>
               </w:rPr>
-              <w:t xml:space="preserve">12.45</w:t>
-            </w:r>
-          </w:p>
-        </w:tc>
-        <w:tc>
-          <w:tcPr>
-            <w:tcMar>
-              <w:top w:type="dxa" w:w="60"/>
-              <w:left w:type="dxa" w:w="100"/>
-              <w:bottom w:type="dxa" w:w="60"/>
-              <w:right w:type="dxa" w:w="100"/>
-            </w:tcMar>
-          </w:tcPr>
-          <w:p>
-            <w:pPr>
-              <w:jc w:val="right"/>
-            </w:pPr>
-            <w:r>
-              <w:rPr>
-                <w:sz w:val="18"/>
-                <w:szCs w:val="18"/>
-              </w:rPr>
-              <w:t xml:space="preserve">3.8%</w:t>
+              <w:t xml:space="preserve">13.62</w:t>
+            </w:r>
+          </w:p>
+        </w:tc>
+        <w:tc>
+          <w:tcPr>
+            <w:tcMar>
+              <w:top w:type="dxa" w:w="60"/>
+              <w:left w:type="dxa" w:w="100"/>
+              <w:bottom w:type="dxa" w:w="60"/>
+              <w:right w:type="dxa" w:w="100"/>
+            </w:tcMar>
+          </w:tcPr>
+          <w:p>
+            <w:pPr>
+              <w:jc w:val="right"/>
+            </w:pPr>
+            <w:r>
+              <w:rPr>
+                <w:sz w:val="18"/>
+                <w:szCs w:val="18"/>
+              </w:rPr>
+              <w:t xml:space="preserve">4.1%</w:t>
             </w:r>
           </w:p>
         </w:tc>
@@ -3053,29 +3053,29 @@
                 <w:sz w:val="18"/>
                 <w:szCs w:val="18"/>
               </w:rPr>
-              <w:t xml:space="preserve">11.07</w:t>
-            </w:r>
-          </w:p>
-        </w:tc>
-        <w:tc>
-          <w:tcPr>
-            <w:tcMar>
-              <w:top w:type="dxa" w:w="60"/>
-              <w:left w:type="dxa" w:w="100"/>
-              <w:bottom w:type="dxa" w:w="60"/>
-              <w:right w:type="dxa" w:w="100"/>
-            </w:tcMar>
-          </w:tcPr>
-          <w:p>
-            <w:pPr>
-              <w:jc w:val="right"/>
-            </w:pPr>
-            <w:r>
-              <w:rPr>
-                <w:sz w:val="18"/>
-                <w:szCs w:val="18"/>
-              </w:rPr>
-              <w:t xml:space="preserve">3.4%</w:t>
+              <w:t xml:space="preserve">11.19</w:t>
+            </w:r>
+          </w:p>
+        </w:tc>
+        <w:tc>
+          <w:tcPr>
+            <w:tcMar>
+              <w:top w:type="dxa" w:w="60"/>
+              <w:left w:type="dxa" w:w="100"/>
+              <w:bottom w:type="dxa" w:w="60"/>
+              <w:right w:type="dxa" w:w="100"/>
+            </w:tcMar>
+          </w:tcPr>
+          <w:p>
+            <w:pPr>
+              <w:jc w:val="right"/>
+            </w:pPr>
+            <w:r>
+              <w:rPr>
+                <w:sz w:val="18"/>
+                <w:szCs w:val="18"/>
+              </w:rPr>
+              <w:t xml:space="preserve">3.3%</w:t>
             </w:r>
           </w:p>
         </w:tc>
@@ -3283,7 +3283,7 @@
                 <w:sz w:val="18"/>
                 <w:szCs w:val="18"/>
               </w:rPr>
-              <w:t xml:space="preserve">323.3</w:t>
+              <w:t xml:space="preserve">332.3</w:t>
             </w:r>
           </w:p>
         </w:tc>
@@ -3327,7 +3327,7 @@
                 <w:sz w:val="18"/>
                 <w:szCs w:val="18"/>
               </w:rPr>
-              <w:t xml:space="preserve">1,45,34,079</w:t>
+              <w:t xml:space="preserve">1,45,41,912</w:t>
             </w:r>
           </w:p>
         </w:tc>
@@ -3445,7 +3445,7 @@
         <w:spacing w:after="80"/>
       </w:pPr>
       <w:r>
-        <w:t xml:space="preserve">Move long road hauls to rail (up to 148.7 t CO₂e). 53 road legs of 500 km or more with at least 8 t of cargo could move by rail with 30 km road drayage at each end. Biggest lanes: Hosur → Delhi; Baddi → Chennai; Hosur → Jaipur. Check rail access, capacity and transit time before committing.</w:t>
+        <w:t xml:space="preserve">Move long road hauls to rail (up to 156.1 t CO₂e). 53 road legs of 500 km or more with at least 8 t of cargo could move by rail with 30 km road drayage at each end. Biggest lanes: Hosur → Delhi; Baddi → Chennai; Baddi → Hyderabad. Check rail access, capacity and transit time before committing.</w:t>
       </w:r>
     </w:p>
     <w:p>
@@ -3458,7 +3458,7 @@
         <w:spacing w:after="80"/>
       </w:pPr>
       <w:r>
-        <w:t xml:space="preserve">Replace short air legs with road (up to 5.44 t CO₂e). 2 air legs of up to 2,500 km. Moving time-flexible consignments to an intermediate truck would avoid most of their emissions.</w:t>
+        <w:t xml:space="preserve">Replace short air legs with road (up to 9.86 t CO₂e). 2 air legs of up to 2,500 km. Moving time-flexible consignments to an intermediate truck would avoid most of their emissions.</w:t>
       </w:r>
     </w:p>
     <w:p>
@@ -3471,7 +3471,7 @@
         <w:spacing w:after="80"/>
       </w:pPr>
       <w:r>
-        <w:t xml:space="preserve">Consolidate long hauls into larger trucks (up to 0.65 t CO₂e). 6 long-haul legs use trucks of 12 t GVW or less. Consolidating loads into a 12–20 t truck lowers emissions per tonne-kilometre.</w:t>
+        <w:t xml:space="preserve">Consolidate long hauls into larger trucks (up to 0.45 t CO₂e). 6 long-haul legs use trucks of 12 t GVW or less. Consolidating loads into a 12–20 t truck lowers emissions per tonne-kilometre.</w:t>
       </w:r>
     </w:p>
     <w:p>
@@ -3645,7 +3645,7 @@
                 <w:sz w:val="18"/>
                 <w:szCs w:val="18"/>
               </w:rPr>
-              <w:t xml:space="preserve">323.31 t CO₂e</w:t>
+              <w:t xml:space="preserve">332.31 t CO₂e</w:t>
             </w:r>
           </w:p>
         </w:tc>
@@ -3787,7 +3787,7 @@
                 <w:sz w:val="18"/>
                 <w:szCs w:val="18"/>
               </w:rPr>
-              <w:t xml:space="preserve">22.4 g CO₂e per tonne-km</w:t>
+              <w:t xml:space="preserve">23.0 g CO₂e per tonne-km</w:t>
             </w:r>
           </w:p>
         </w:tc>
@@ -3858,7 +3858,7 @@
                 <w:sz w:val="18"/>
                 <w:szCs w:val="18"/>
               </w:rPr>
-              <w:t xml:space="preserve">0.026 t CO₂e</w:t>
+              <w:t xml:space="preserve">0.027 t CO₂e</w:t>
             </w:r>
           </w:p>
         </w:tc>
@@ -3929,7 +3929,7 @@
                 <w:sz w:val="18"/>
                 <w:szCs w:val="18"/>
               </w:rPr>
-              <w:t xml:space="preserve">GLEC v3.2 India</w:t>
+              <w:t xml:space="preserve">TEMT factors</w:t>
             </w:r>
           </w:p>
         </w:tc>
@@ -3979,7 +3979,7 @@
           <w:b/>
           <w:bCs/>
         </w:rPr>
-        <w:t xml:space="preserve">GLEC Framework v3.2 · India defaults</w:t>
+        <w:t xml:space="preserve">TEMT emission factors</w:t>
       </w:r>
     </w:p>
     <w:p>
@@ -3987,7 +3987,7 @@
         <w:spacing w:after="120"/>
       </w:pPr>
       <w:r>
-        <w:t xml:space="preserve">Latest published defaults (October 2025). Indian road intensities originate from TCI–IIMB Supply Chain Sustainability Lab research; rail, air, sea, inland waterway and hub values follow GLEC Module 2.</w:t>
+        <w:t xml:space="preserve">TEMT's India-specific emission factors, validated through its ISO 14083 certification. Where TEMT does not publish its own value, such as container trade lanes, inland waterways and most hub operations, the ISO 14083-aligned GLEC Framework v3.2 default is used.</w:t>
       </w:r>
     </w:p>
     <w:p>
@@ -4000,7 +4000,20 @@
         <w:spacing w:after="80"/>
       </w:pPr>
       <w:r>
-        <w:t xml:space="preserve">Emissions are reported well-to-wheel (WTW) in kg or tonnes CO₂e, split into tank-to-wheel (vehicle operation), well-to-tank (energy provision) and hub operations, following ISO 14083:2023 and the GLEC Framework v3.2.</w:t>
+        <w:t xml:space="preserve">This selection includes 169 synthetic sample shipments generated for demonstration. They are not the organisation's actual freight.</w:t>
+      </w:r>
+    </w:p>
+    <w:p>
+      <w:pPr>
+        <w:pStyle w:val="ListParagraph"/>
+        <w:numPr>
+          <w:ilvl w:val="0"/>
+          <w:numId w:val="1"/>
+        </w:numPr>
+        <w:spacing w:after="80"/>
+      </w:pPr>
+      <w:r>
+        <w:t xml:space="preserve">Emissions are reported well-to-wheel (WTW) in kg or tonnes CO₂e, split into tank-to-wheel (vehicle operation), well-to-tank (energy provision) and hub operations, following ISO 14083:2023 with TEMT's India-specific emission factors.</w:t>
       </w:r>
     </w:p>
     <w:p>
@@ -4026,7 +4039,7 @@
         <w:spacing w:after="80"/>
       </w:pPr>
       <w:r>
-        <w:t xml:space="preserve">Distances marked as estimated come from straight-line distance multiplied by network factors or from sea-lane routing; actual distances were used where supplied.</w:t>
+        <w:t xml:space="preserve">Distance type follows ISO 14083: road, rail, waterway and sea legs use the shortest feasible distance (SFD), estimated unless an actual distance was supplied; air legs use the great-circle distance (GCD) with the standard routing allowance.</w:t>
       </w:r>
     </w:p>
     <w:p>
@@ -4052,7 +4065,7 @@
         <w:spacing w:after="80"/>
       </w:pPr>
       <w:r>
-        <w:t xml:space="preserve">Production TEMT's ISO 14083 and ISO/IEC 27001:2022 certifications apply to that platform and its stated scope.</w:t>
+        <w:t xml:space="preserve">TEMT is certified to ISO 14083 (December 2024) and its information security to ISO/IEC 27001:2022.</w:t>
       </w:r>
     </w:p>
     <w:p>
@@ -4246,7 +4259,7 @@
                 <w:sz w:val="18"/>
                 <w:szCs w:val="18"/>
               </w:rPr>
-              <w:t xml:space="preserve">Heavy rigid truck, 20–30 t GVW, diesel</w:t>
+              <w:t xml:space="preserve">Multi-axle heavy truck, 30–50 t GVW, diesel</w:t>
             </w:r>
           </w:p>
         </w:tc>
@@ -4269,7 +4282,7 @@
                 <w:sz w:val="18"/>
                 <w:szCs w:val="18"/>
               </w:rPr>
-              <w:t xml:space="preserve">0.0191</w:t>
+              <w:t xml:space="preserve">0.014</w:t>
             </w:r>
           </w:p>
         </w:tc>
@@ -4292,7 +4305,7 @@
                 <w:sz w:val="18"/>
                 <w:szCs w:val="18"/>
               </w:rPr>
-              <w:t xml:space="preserve">0.0632</w:t>
+              <w:t xml:space="preserve">0.048</w:t>
             </w:r>
           </w:p>
         </w:tc>
@@ -4338,7 +4351,7 @@
                 <w:sz w:val="18"/>
                 <w:szCs w:val="18"/>
               </w:rPr>
-              <w:t xml:space="preserve">Smart Freight Centre, Table 13</w:t>
+              <w:t xml:space="preserve">TCI–IIMB Supply Chain Sustainability Lab, IIM Bangalore, Road vehicle table</w:t>
             </w:r>
           </w:p>
         </w:tc>
@@ -4363,7 +4376,7 @@
                 <w:sz w:val="18"/>
                 <w:szCs w:val="18"/>
               </w:rPr>
-              <w:t xml:space="preserve">Multi-axle heavy truck, 30–50 t GVW, diesel</w:t>
+              <w:t xml:space="preserve">Heavy rigid truck, 20–30 t GVW, diesel</w:t>
             </w:r>
           </w:p>
         </w:tc>
@@ -4386,7 +4399,7 @@
                 <w:sz w:val="18"/>
                 <w:szCs w:val="18"/>
               </w:rPr>
-              <w:t xml:space="preserve">0.0154</w:t>
+              <w:t xml:space="preserve">0.023</w:t>
             </w:r>
           </w:p>
         </w:tc>
@@ -4409,7 +4422,7 @@
                 <w:sz w:val="18"/>
                 <w:szCs w:val="18"/>
               </w:rPr>
-              <w:t xml:space="preserve">0.0509</w:t>
+              <w:t xml:space="preserve">0.077</w:t>
             </w:r>
           </w:p>
         </w:tc>
@@ -4455,7 +4468,7 @@
                 <w:sz w:val="18"/>
                 <w:szCs w:val="18"/>
               </w:rPr>
-              <w:t xml:space="preserve">Smart Freight Centre, Table 13</w:t>
+              <w:t xml:space="preserve">TCI–IIMB Supply Chain Sustainability Lab, IIM Bangalore, Road vehicle table</w:t>
             </w:r>
           </w:p>
         </w:tc>
@@ -4503,7 +4516,7 @@
                 <w:sz w:val="18"/>
                 <w:szCs w:val="18"/>
               </w:rPr>
-              <w:t xml:space="preserve">0.0064</w:t>
+              <w:t xml:space="preserve">0.0062</w:t>
             </w:r>
           </w:p>
         </w:tc>
@@ -4572,7 +4585,7 @@
                 <w:sz w:val="18"/>
                 <w:szCs w:val="18"/>
               </w:rPr>
-              <w:t xml:space="preserve">Smart Freight Centre, Module 2, rail, Region: India (mixed diesel/electric traction)</w:t>
+              <w:t xml:space="preserve">TCI–IIMB Supply Chain Sustainability Lab, IIM Bangalore, Rail default</w:t>
             </w:r>
           </w:p>
         </w:tc>
@@ -4620,7 +4633,7 @@
                 <w:sz w:val="18"/>
                 <w:szCs w:val="18"/>
               </w:rPr>
-              <w:t xml:space="preserve">0.0128</w:t>
+              <w:t xml:space="preserve">0.013</w:t>
             </w:r>
           </w:p>
         </w:tc>
@@ -4643,7 +4656,7 @@
                 <w:sz w:val="18"/>
                 <w:szCs w:val="18"/>
               </w:rPr>
-              <w:t xml:space="preserve">0.0423</w:t>
+              <w:t xml:space="preserve">0.043</w:t>
             </w:r>
           </w:p>
         </w:tc>
@@ -4689,7 +4702,7 @@
                 <w:sz w:val="18"/>
                 <w:szCs w:val="18"/>
               </w:rPr>
-              <w:t xml:space="preserve">Smart Freight Centre, Table 13</w:t>
+              <w:t xml:space="preserve">TCI–IIMB Supply Chain Sustainability Lab, IIM Bangalore, Road vehicle table</w:t>
             </w:r>
           </w:p>
         </w:tc>
@@ -4714,7 +4727,7 @@
                 <w:sz w:val="18"/>
                 <w:szCs w:val="18"/>
               </w:rPr>
-              <w:t xml:space="preserve">Light commercial vehicle, up to 3.5 t GVW, diesel</w:t>
+              <w:t xml:space="preserve">Medium rigid truck, 12–20 t GVW, diesel</w:t>
             </w:r>
           </w:p>
         </w:tc>
@@ -4737,7 +4750,7 @@
                 <w:sz w:val="18"/>
                 <w:szCs w:val="18"/>
               </w:rPr>
-              <w:t xml:space="preserve">0.0879</w:t>
+              <w:t xml:space="preserve">0.019</w:t>
             </w:r>
           </w:p>
         </w:tc>
@@ -4760,7 +4773,7 @@
                 <w:sz w:val="18"/>
                 <w:szCs w:val="18"/>
               </w:rPr>
-              <w:t xml:space="preserve">0.2916</w:t>
+              <w:t xml:space="preserve">0.063</w:t>
             </w:r>
           </w:p>
         </w:tc>
@@ -4806,7 +4819,7 @@
                 <w:sz w:val="18"/>
                 <w:szCs w:val="18"/>
               </w:rPr>
-              <w:t xml:space="preserve">Smart Freight Centre, Table 13</w:t>
+              <w:t xml:space="preserve">TCI–IIMB Supply Chain Sustainability Lab, IIM Bangalore, Road vehicle table</w:t>
             </w:r>
           </w:p>
         </w:tc>
@@ -4831,7 +4844,7 @@
                 <w:sz w:val="18"/>
                 <w:szCs w:val="18"/>
               </w:rPr>
-              <w:t xml:space="preserve">Medium rigid truck, 12–20 t GVW, diesel</w:t>
+              <w:t xml:space="preserve">Courier first-mile default</w:t>
             </w:r>
           </w:p>
         </w:tc>
@@ -4854,7 +4867,7 @@
                 <w:sz w:val="18"/>
                 <w:szCs w:val="18"/>
               </w:rPr>
-              <w:t xml:space="preserve">0.0209</w:t>
+              <w:t xml:space="preserve">0.067</w:t>
             </w:r>
           </w:p>
         </w:tc>
@@ -4877,7 +4890,7 @@
                 <w:sz w:val="18"/>
                 <w:szCs w:val="18"/>
               </w:rPr>
-              <w:t xml:space="preserve">0.0692</w:t>
+              <w:t xml:space="preserve">0.224</w:t>
             </w:r>
           </w:p>
         </w:tc>
@@ -4923,7 +4936,7 @@
                 <w:sz w:val="18"/>
                 <w:szCs w:val="18"/>
               </w:rPr>
-              <w:t xml:space="preserve">Smart Freight Centre, Table 13</w:t>
+              <w:t xml:space="preserve">TCI–IIMB Supply Chain Sustainability Lab, IIM Bangalore, Courier first-mile default</w:t>
             </w:r>
           </w:p>
         </w:tc>
@@ -4948,7 +4961,7 @@
                 <w:sz w:val="18"/>
                 <w:szCs w:val="18"/>
               </w:rPr>
-              <w:t xml:space="preserve">Container, Intra Middle East / India (coastal and regional), dry</w:t>
+              <w:t xml:space="preserve">Courier mid-mile default</w:t>
             </w:r>
           </w:p>
         </w:tc>
@@ -4971,7 +4984,7 @@
                 <w:sz w:val="18"/>
                 <w:szCs w:val="18"/>
               </w:rPr>
-              <w:t xml:space="preserve">0.00141</w:t>
+              <w:t xml:space="preserve">0.019</w:t>
             </w:r>
           </w:p>
         </w:tc>
@@ -4994,7 +5007,7 @@
                 <w:sz w:val="18"/>
                 <w:szCs w:val="18"/>
               </w:rPr>
-              <w:t xml:space="preserve">0.00648</w:t>
+              <w:t xml:space="preserve">0.063</w:t>
             </w:r>
           </w:p>
         </w:tc>
@@ -5040,7 +5053,7 @@
                 <w:sz w:val="18"/>
                 <w:szCs w:val="18"/>
               </w:rPr>
-              <w:t xml:space="preserve">Smart Freight Centre, Sea Table 18, container end-user values</w:t>
+              <w:t xml:space="preserve">TCI–IIMB Supply Chain Sustainability Lab, IIM Bangalore, Courier mid-mile default</w:t>
             </w:r>
           </w:p>
         </w:tc>
@@ -5065,7 +5078,7 @@
                 <w:sz w:val="18"/>
                 <w:szCs w:val="18"/>
               </w:rPr>
-              <w:t xml:space="preserve">Intermediate rigid truck, 5–12 t GVW, diesel</w:t>
+              <w:t xml:space="preserve">Courier last-mile default</w:t>
             </w:r>
           </w:p>
         </w:tc>
@@ -5088,7 +5101,7 @@
                 <w:sz w:val="18"/>
                 <w:szCs w:val="18"/>
               </w:rPr>
-              <w:t xml:space="preserve">0.0324</w:t>
+              <w:t xml:space="preserve">0.067</w:t>
             </w:r>
           </w:p>
         </w:tc>
@@ -5111,7 +5124,7 @@
                 <w:sz w:val="18"/>
                 <w:szCs w:val="18"/>
               </w:rPr>
-              <w:t xml:space="preserve">0.1075</w:t>
+              <w:t xml:space="preserve">0.224</w:t>
             </w:r>
           </w:p>
         </w:tc>
@@ -5157,7 +5170,7 @@
                 <w:sz w:val="18"/>
                 <w:szCs w:val="18"/>
               </w:rPr>
-              <w:t xml:space="preserve">Smart Freight Centre, Table 13</w:t>
+              <w:t xml:space="preserve">TCI–IIMB Supply Chain Sustainability Lab, IIM Bangalore, Courier last-mile default</w:t>
             </w:r>
           </w:p>
         </w:tc>
@@ -5182,7 +5195,7 @@
                 <w:sz w:val="18"/>
                 <w:szCs w:val="18"/>
               </w:rPr>
-              <w:t xml:space="preserve">Small commercial vehicle, 3–5 t GVW, diesel</w:t>
+              <w:t xml:space="preserve">Container, Intra Middle East / India (coastal and regional), dry</w:t>
             </w:r>
           </w:p>
         </w:tc>
@@ -5205,7 +5218,7 @@
                 <w:sz w:val="18"/>
                 <w:szCs w:val="18"/>
               </w:rPr>
-              <w:t xml:space="preserve">0.0514</w:t>
+              <w:t xml:space="preserve">0.00141</w:t>
             </w:r>
           </w:p>
         </w:tc>
@@ -5228,7 +5241,7 @@
                 <w:sz w:val="18"/>
                 <w:szCs w:val="18"/>
               </w:rPr>
-              <w:t xml:space="preserve">0.1707</w:t>
+              <w:t xml:space="preserve">0.00648</w:t>
             </w:r>
           </w:p>
         </w:tc>
@@ -5274,7 +5287,7 @@
                 <w:sz w:val="18"/>
                 <w:szCs w:val="18"/>
               </w:rPr>
-              <w:t xml:space="preserve">Smart Freight Centre, Table 13</w:t>
+              <w:t xml:space="preserve">Smart Freight Centre, Sea Table 18, container end-user values</w:t>
             </w:r>
           </w:p>
         </w:tc>
@@ -5299,7 +5312,7 @@
                 <w:sz w:val="18"/>
                 <w:szCs w:val="18"/>
               </w:rPr>
-              <w:t xml:space="preserve">Diesel (HSD)</w:t>
+              <w:t xml:space="preserve">Intermediate rigid truck, 5–12 t GVW, diesel</w:t>
             </w:r>
           </w:p>
         </w:tc>
@@ -5322,7 +5335,7 @@
                 <w:sz w:val="18"/>
                 <w:szCs w:val="18"/>
               </w:rPr>
-              <w:t xml:space="preserve">0.97</w:t>
+              <w:t xml:space="preserve">0.027</w:t>
             </w:r>
           </w:p>
         </w:tc>
@@ -5345,7 +5358,7 @@
                 <w:sz w:val="18"/>
                 <w:szCs w:val="18"/>
               </w:rPr>
-              <w:t xml:space="preserve">3.24</w:t>
+              <w:t xml:space="preserve">0.089</w:t>
             </w:r>
           </w:p>
         </w:tc>
@@ -5368,7 +5381,7 @@
                 <w:sz w:val="18"/>
                 <w:szCs w:val="18"/>
               </w:rPr>
-              <w:t xml:space="preserve">kg CO₂e/kg</w:t>
+              <w:t xml:space="preserve">kg CO₂e/t-km</w:t>
             </w:r>
           </w:p>
         </w:tc>
@@ -5391,7 +5404,7 @@
                 <w:sz w:val="18"/>
                 <w:szCs w:val="18"/>
               </w:rPr>
-              <w:t xml:space="preserve">Smart Freight Centre, Module 1, Indian sources</w:t>
+              <w:t xml:space="preserve">TCI–IIMB Supply Chain Sustainability Lab, IIM Bangalore, Road vehicle table</w:t>
             </w:r>
           </w:p>
         </w:tc>
@@ -5416,7 +5429,7 @@
                 <w:sz w:val="18"/>
                 <w:szCs w:val="18"/>
               </w:rPr>
-              <w:t xml:space="preserve">Container, Europe (North &amp; Med) ↔ Middle East / India, dry</w:t>
+              <w:t xml:space="preserve">Small commercial vehicle, 3–5 t GVW, diesel</w:t>
             </w:r>
           </w:p>
         </w:tc>
@@ -5439,7 +5452,7 @@
                 <w:sz w:val="18"/>
                 <w:szCs w:val="18"/>
               </w:rPr>
-              <w:t xml:space="preserve">0.0013</w:t>
+              <w:t xml:space="preserve">0.041</w:t>
             </w:r>
           </w:p>
         </w:tc>
@@ -5462,7 +5475,7 @@
                 <w:sz w:val="18"/>
                 <w:szCs w:val="18"/>
               </w:rPr>
-              <w:t xml:space="preserve">0.00604</w:t>
+              <w:t xml:space="preserve">0.138</w:t>
             </w:r>
           </w:p>
         </w:tc>
@@ -5508,7 +5521,7 @@
                 <w:sz w:val="18"/>
                 <w:szCs w:val="18"/>
               </w:rPr>
-              <w:t xml:space="preserve">Smart Freight Centre, Sea Table 18, container end-user values</w:t>
+              <w:t xml:space="preserve">TCI–IIMB Supply Chain Sustainability Lab, IIM Bangalore, Road vehicle table</w:t>
             </w:r>
           </w:p>
         </w:tc>
@@ -5533,7 +5546,7 @@
                 <w:sz w:val="18"/>
                 <w:szCs w:val="18"/>
               </w:rPr>
-              <w:t xml:space="preserve">Container, Industry average (lane unknown), dry</w:t>
+              <w:t xml:space="preserve">Diesel (HSD)</w:t>
             </w:r>
           </w:p>
         </w:tc>
@@ -5556,7 +5569,7 @@
                 <w:sz w:val="18"/>
                 <w:szCs w:val="18"/>
               </w:rPr>
-              <w:t xml:space="preserve">0.00127</w:t>
+              <w:t xml:space="preserve">0.97</w:t>
             </w:r>
           </w:p>
         </w:tc>
@@ -5579,7 +5592,7 @@
                 <w:sz w:val="18"/>
                 <w:szCs w:val="18"/>
               </w:rPr>
-              <w:t xml:space="preserve">0.0059</w:t>
+              <w:t xml:space="preserve">3.24</w:t>
             </w:r>
           </w:p>
         </w:tc>
@@ -5602,7 +5615,7 @@
                 <w:sz w:val="18"/>
                 <w:szCs w:val="18"/>
               </w:rPr>
-              <w:t xml:space="preserve">kg CO₂e/t-km</w:t>
+              <w:t xml:space="preserve">kg CO₂e/kg</w:t>
             </w:r>
           </w:p>
         </w:tc>
@@ -5625,7 +5638,7 @@
                 <w:sz w:val="18"/>
                 <w:szCs w:val="18"/>
               </w:rPr>
-              <w:t xml:space="preserve">Smart Freight Centre, Sea Table 18, container end-user values</w:t>
+              <w:t xml:space="preserve">Smart Freight Centre, Module 1, Indian sources</w:t>
             </w:r>
           </w:p>
         </w:tc>
@@ -5650,7 +5663,7 @@
                 <w:sz w:val="18"/>
                 <w:szCs w:val="18"/>
               </w:rPr>
-              <w:t xml:space="preserve">Intermediate rigid truck, 5–12 t GVW, CNG</w:t>
+              <w:t xml:space="preserve">Container, Europe (North &amp; Med) ↔ Middle East / India, dry</w:t>
             </w:r>
           </w:p>
         </w:tc>
@@ -5673,7 +5686,7 @@
                 <w:sz w:val="18"/>
                 <w:szCs w:val="18"/>
               </w:rPr>
-              <w:t xml:space="preserve">0.0459</w:t>
+              <w:t xml:space="preserve">0.0013</w:t>
             </w:r>
           </w:p>
         </w:tc>
@@ -5696,7 +5709,7 @@
                 <w:sz w:val="18"/>
                 <w:szCs w:val="18"/>
               </w:rPr>
-              <w:t xml:space="preserve">0.1229</w:t>
+              <w:t xml:space="preserve">0.00604</w:t>
             </w:r>
           </w:p>
         </w:tc>
@@ -5742,7 +5755,7 @@
                 <w:sz w:val="18"/>
                 <w:szCs w:val="18"/>
               </w:rPr>
-              <w:t xml:space="preserve">Smart Freight Centre, Table 13</w:t>
+              <w:t xml:space="preserve">Smart Freight Centre, Sea Table 18, container end-user values</w:t>
             </w:r>
           </w:p>
         </w:tc>
@@ -5767,7 +5780,7 @@
                 <w:sz w:val="18"/>
                 <w:szCs w:val="18"/>
               </w:rPr>
-              <w:t xml:space="preserve">Grid electricity, India</w:t>
+              <w:t xml:space="preserve">Container, Industry average (lane unknown), dry</w:t>
             </w:r>
           </w:p>
         </w:tc>
@@ -5790,7 +5803,7 @@
                 <w:sz w:val="18"/>
                 <w:szCs w:val="18"/>
               </w:rPr>
-              <w:t xml:space="preserve">0.71</w:t>
+              <w:t xml:space="preserve">0.00127</w:t>
             </w:r>
           </w:p>
         </w:tc>
@@ -5813,7 +5826,7 @@
                 <w:sz w:val="18"/>
                 <w:szCs w:val="18"/>
               </w:rPr>
-              <w:t xml:space="preserve">0</w:t>
+              <w:t xml:space="preserve">0.0059</w:t>
             </w:r>
           </w:p>
         </w:tc>
@@ -5836,7 +5849,7 @@
                 <w:sz w:val="18"/>
                 <w:szCs w:val="18"/>
               </w:rPr>
-              <w:t xml:space="preserve">kg CO₂e/kWh</w:t>
+              <w:t xml:space="preserve">kg CO₂e/t-km</w:t>
             </w:r>
           </w:p>
         </w:tc>
@@ -5859,7 +5872,7 @@
                 <w:sz w:val="18"/>
                 <w:szCs w:val="18"/>
               </w:rPr>
-              <w:t xml:space="preserve">Central Electricity Authority, Ministry of Power, Weighted average, FY 2024–25</w:t>
+              <w:t xml:space="preserve">Smart Freight Centre, Sea Table 18, container end-user values</w:t>
             </w:r>
           </w:p>
         </w:tc>
@@ -5884,7 +5897,7 @@
                 <w:sz w:val="18"/>
                 <w:szCs w:val="18"/>
               </w:rPr>
-              <w:t xml:space="preserve">Container, Intra Middle East / India (coastal and regional), dry</w:t>
+              <w:t xml:space="preserve">Intermediate rigid truck, 5–12 t GVW, CNG</w:t>
             </w:r>
           </w:p>
         </w:tc>
@@ -5907,7 +5920,7 @@
                 <w:sz w:val="18"/>
                 <w:szCs w:val="18"/>
               </w:rPr>
-              <w:t xml:space="preserve">0.00205</w:t>
+              <w:t xml:space="preserve">0.034</w:t>
             </w:r>
           </w:p>
         </w:tc>
@@ -5930,7 +5943,7 @@
                 <w:sz w:val="18"/>
                 <w:szCs w:val="18"/>
               </w:rPr>
-              <w:t xml:space="preserve">0.0094</w:t>
+              <w:t xml:space="preserve">0.083</w:t>
             </w:r>
           </w:p>
         </w:tc>
@@ -5976,7 +5989,7 @@
                 <w:sz w:val="18"/>
                 <w:szCs w:val="18"/>
               </w:rPr>
-              <w:t xml:space="preserve">Smart Freight Centre, Sea Table 18, container end-user values</w:t>
+              <w:t xml:space="preserve">TCI–IIMB Supply Chain Sustainability Lab, IIM Bangalore, Road vehicle table</w:t>
             </w:r>
           </w:p>
         </w:tc>
@@ -6001,7 +6014,7 @@
                 <w:sz w:val="18"/>
                 <w:szCs w:val="18"/>
               </w:rPr>
-              <w:t xml:space="preserve">Container, Asia ↔ Middle East / India, dry</w:t>
+              <w:t xml:space="preserve">Grid electricity, India</w:t>
             </w:r>
           </w:p>
         </w:tc>
@@ -6024,7 +6037,7 @@
                 <w:sz w:val="18"/>
                 <w:szCs w:val="18"/>
               </w:rPr>
-              <w:t xml:space="preserve">0.00138</w:t>
+              <w:t xml:space="preserve">0.71</w:t>
             </w:r>
           </w:p>
         </w:tc>
@@ -6047,7 +6060,7 @@
                 <w:sz w:val="18"/>
                 <w:szCs w:val="18"/>
               </w:rPr>
-              <w:t xml:space="preserve">0.00645</w:t>
+              <w:t xml:space="preserve">0</w:t>
             </w:r>
           </w:p>
         </w:tc>
@@ -6070,7 +6083,7 @@
                 <w:sz w:val="18"/>
                 <w:szCs w:val="18"/>
               </w:rPr>
-              <w:t xml:space="preserve">kg CO₂e/t-km</w:t>
+              <w:t xml:space="preserve">kg CO₂e/kWh</w:t>
             </w:r>
           </w:p>
         </w:tc>
@@ -6093,7 +6106,7 @@
                 <w:sz w:val="18"/>
                 <w:szCs w:val="18"/>
               </w:rPr>
-              <w:t xml:space="preserve">Smart Freight Centre, Sea Table 18, container end-user values</w:t>
+              <w:t xml:space="preserve">Central Electricity Authority, Ministry of Power, Weighted average, FY 2024–25</w:t>
             </w:r>
           </w:p>
         </w:tc>
@@ -6118,7 +6131,7 @@
                 <w:sz w:val="18"/>
                 <w:szCs w:val="18"/>
               </w:rPr>
-              <w:t xml:space="preserve">Air freight, belly hold, long-haul</w:t>
+              <w:t xml:space="preserve">Container, Intra Middle East / India (coastal and regional), dry</w:t>
             </w:r>
           </w:p>
         </w:tc>
@@ -6141,7 +6154,7 @@
                 <w:sz w:val="18"/>
                 <w:szCs w:val="18"/>
               </w:rPr>
-              <w:t xml:space="preserve">0.161</w:t>
+              <w:t xml:space="preserve">0.00205</w:t>
             </w:r>
           </w:p>
         </w:tc>
@@ -6164,7 +6177,7 @@
                 <w:sz w:val="18"/>
                 <w:szCs w:val="18"/>
               </w:rPr>
-              <w:t xml:space="preserve">0.775</w:t>
+              <w:t xml:space="preserve">0.0094</w:t>
             </w:r>
           </w:p>
         </w:tc>
@@ -6210,7 +6223,7 @@
                 <w:sz w:val="18"/>
                 <w:szCs w:val="18"/>
               </w:rPr>
-              <w:t xml:space="preserve">Smart Freight Centre, Air Table 1</w:t>
+              <w:t xml:space="preserve">Smart Freight Centre, Sea Table 18, container end-user values</w:t>
             </w:r>
           </w:p>
         </w:tc>
@@ -6235,7 +6248,7 @@
                 <w:sz w:val="18"/>
                 <w:szCs w:val="18"/>
               </w:rPr>
-              <w:t xml:space="preserve">Air freight, belly hold, short-haul</w:t>
+              <w:t xml:space="preserve">Container, Asia ↔ Middle East / India, dry</w:t>
             </w:r>
           </w:p>
         </w:tc>
@@ -6258,7 +6271,7 @@
                 <w:sz w:val="18"/>
                 <w:szCs w:val="18"/>
               </w:rPr>
-              <w:t xml:space="preserve">0.213</w:t>
+              <w:t xml:space="preserve">0.00138</w:t>
             </w:r>
           </w:p>
         </w:tc>
@@ -6281,7 +6294,7 @@
                 <w:sz w:val="18"/>
                 <w:szCs w:val="18"/>
               </w:rPr>
-              <w:t xml:space="preserve">1.026</w:t>
+              <w:t xml:space="preserve">0.00645</w:t>
             </w:r>
           </w:p>
         </w:tc>
@@ -6327,7 +6340,241 @@
                 <w:sz w:val="18"/>
                 <w:szCs w:val="18"/>
               </w:rPr>
-              <w:t xml:space="preserve">Smart Freight Centre, Air Table 1</w:t>
+              <w:t xml:space="preserve">Smart Freight Centre, Sea Table 18, container end-user values</w:t>
+            </w:r>
+          </w:p>
+        </w:tc>
+      </w:tr>
+      <w:tr>
+        <w:tc>
+          <w:tcPr>
+            <w:tcW w:type="pct" w:w="36%"/>
+            <w:tcMar>
+              <w:top w:type="dxa" w:w="60"/>
+              <w:left w:type="dxa" w:w="100"/>
+              <w:bottom w:type="dxa" w:w="60"/>
+              <w:right w:type="dxa" w:w="100"/>
+            </w:tcMar>
+          </w:tcPr>
+          <w:p>
+            <w:pPr>
+              <w:jc w:val="left"/>
+            </w:pPr>
+            <w:r>
+              <w:rPr>
+                <w:sz w:val="18"/>
+                <w:szCs w:val="18"/>
+              </w:rPr>
+              <w:t xml:space="preserve">Light commercial vehicle, up to 3.5 t GVW, diesel</w:t>
+            </w:r>
+          </w:p>
+        </w:tc>
+        <w:tc>
+          <w:tcPr>
+            <w:tcW w:type="pct" w:w="10%"/>
+            <w:tcMar>
+              <w:top w:type="dxa" w:w="60"/>
+              <w:left w:type="dxa" w:w="100"/>
+              <w:bottom w:type="dxa" w:w="60"/>
+              <w:right w:type="dxa" w:w="100"/>
+            </w:tcMar>
+          </w:tcPr>
+          <w:p>
+            <w:pPr>
+              <w:jc w:val="right"/>
+            </w:pPr>
+            <w:r>
+              <w:rPr>
+                <w:sz w:val="18"/>
+                <w:szCs w:val="18"/>
+              </w:rPr>
+              <w:t xml:space="preserve">0.053</w:t>
+            </w:r>
+          </w:p>
+        </w:tc>
+        <w:tc>
+          <w:tcPr>
+            <w:tcW w:type="pct" w:w="10%"/>
+            <w:tcMar>
+              <w:top w:type="dxa" w:w="60"/>
+              <w:left w:type="dxa" w:w="100"/>
+              <w:bottom w:type="dxa" w:w="60"/>
+              <w:right w:type="dxa" w:w="100"/>
+            </w:tcMar>
+          </w:tcPr>
+          <w:p>
+            <w:pPr>
+              <w:jc w:val="right"/>
+            </w:pPr>
+            <w:r>
+              <w:rPr>
+                <w:sz w:val="18"/>
+                <w:szCs w:val="18"/>
+              </w:rPr>
+              <w:t xml:space="preserve">0.179</w:t>
+            </w:r>
+          </w:p>
+        </w:tc>
+        <w:tc>
+          <w:tcPr>
+            <w:tcW w:type="pct" w:w="14%"/>
+            <w:tcMar>
+              <w:top w:type="dxa" w:w="60"/>
+              <w:left w:type="dxa" w:w="100"/>
+              <w:bottom w:type="dxa" w:w="60"/>
+              <w:right w:type="dxa" w:w="100"/>
+            </w:tcMar>
+          </w:tcPr>
+          <w:p>
+            <w:pPr>
+              <w:jc w:val="right"/>
+            </w:pPr>
+            <w:r>
+              <w:rPr>
+                <w:sz w:val="18"/>
+                <w:szCs w:val="18"/>
+              </w:rPr>
+              <w:t xml:space="preserve">kg CO₂e/t-km</w:t>
+            </w:r>
+          </w:p>
+        </w:tc>
+        <w:tc>
+          <w:tcPr>
+            <w:tcW w:type="pct" w:w="30%"/>
+            <w:tcMar>
+              <w:top w:type="dxa" w:w="60"/>
+              <w:left w:type="dxa" w:w="100"/>
+              <w:bottom w:type="dxa" w:w="60"/>
+              <w:right w:type="dxa" w:w="100"/>
+            </w:tcMar>
+          </w:tcPr>
+          <w:p>
+            <w:pPr>
+              <w:jc w:val="right"/>
+            </w:pPr>
+            <w:r>
+              <w:rPr>
+                <w:sz w:val="18"/>
+                <w:szCs w:val="18"/>
+              </w:rPr>
+              <w:t xml:space="preserve">TCI–IIMB Supply Chain Sustainability Lab, IIM Bangalore, Road vehicle table</w:t>
+            </w:r>
+          </w:p>
+        </w:tc>
+      </w:tr>
+      <w:tr>
+        <w:tc>
+          <w:tcPr>
+            <w:tcW w:type="pct" w:w="36%"/>
+            <w:tcMar>
+              <w:top w:type="dxa" w:w="60"/>
+              <w:left w:type="dxa" w:w="100"/>
+              <w:bottom w:type="dxa" w:w="60"/>
+              <w:right w:type="dxa" w:w="100"/>
+            </w:tcMar>
+          </w:tcPr>
+          <w:p>
+            <w:pPr>
+              <w:jc w:val="left"/>
+            </w:pPr>
+            <w:r>
+              <w:rPr>
+                <w:sz w:val="18"/>
+                <w:szCs w:val="18"/>
+              </w:rPr>
+              <w:t xml:space="preserve">Air freight, domestic</w:t>
+            </w:r>
+          </w:p>
+        </w:tc>
+        <w:tc>
+          <w:tcPr>
+            <w:tcW w:type="pct" w:w="10%"/>
+            <w:tcMar>
+              <w:top w:type="dxa" w:w="60"/>
+              <w:left w:type="dxa" w:w="100"/>
+              <w:bottom w:type="dxa" w:w="60"/>
+              <w:right w:type="dxa" w:w="100"/>
+            </w:tcMar>
+          </w:tcPr>
+          <w:p>
+            <w:pPr>
+              <w:jc w:val="right"/>
+            </w:pPr>
+            <w:r>
+              <w:rPr>
+                <w:sz w:val="18"/>
+                <w:szCs w:val="18"/>
+              </w:rPr>
+              <w:t xml:space="preserve">0.2444</w:t>
+            </w:r>
+          </w:p>
+        </w:tc>
+        <w:tc>
+          <w:tcPr>
+            <w:tcW w:type="pct" w:w="10%"/>
+            <w:tcMar>
+              <w:top w:type="dxa" w:w="60"/>
+              <w:left w:type="dxa" w:w="100"/>
+              <w:bottom w:type="dxa" w:w="60"/>
+              <w:right w:type="dxa" w:w="100"/>
+            </w:tcMar>
+          </w:tcPr>
+          <w:p>
+            <w:pPr>
+              <w:jc w:val="right"/>
+            </w:pPr>
+            <w:r>
+              <w:rPr>
+                <w:sz w:val="18"/>
+                <w:szCs w:val="18"/>
+              </w:rPr>
+              <w:t xml:space="preserve">1.508</w:t>
+            </w:r>
+          </w:p>
+        </w:tc>
+        <w:tc>
+          <w:tcPr>
+            <w:tcW w:type="pct" w:w="14%"/>
+            <w:tcMar>
+              <w:top w:type="dxa" w:w="60"/>
+              <w:left w:type="dxa" w:w="100"/>
+              <w:bottom w:type="dxa" w:w="60"/>
+              <w:right w:type="dxa" w:w="100"/>
+            </w:tcMar>
+          </w:tcPr>
+          <w:p>
+            <w:pPr>
+              <w:jc w:val="right"/>
+            </w:pPr>
+            <w:r>
+              <w:rPr>
+                <w:sz w:val="18"/>
+                <w:szCs w:val="18"/>
+              </w:rPr>
+              <w:t xml:space="preserve">kg CO₂e/t-km</w:t>
+            </w:r>
+          </w:p>
+        </w:tc>
+        <w:tc>
+          <w:tcPr>
+            <w:tcW w:type="pct" w:w="30%"/>
+            <w:tcMar>
+              <w:top w:type="dxa" w:w="60"/>
+              <w:left w:type="dxa" w:w="100"/>
+              <w:bottom w:type="dxa" w:w="60"/>
+              <w:right w:type="dxa" w:w="100"/>
+            </w:tcMar>
+          </w:tcPr>
+          <w:p>
+            <w:pPr>
+              <w:jc w:val="right"/>
+            </w:pPr>
+            <w:r>
+              <w:rPr>
+                <w:sz w:val="18"/>
+                <w:szCs w:val="18"/>
+              </w:rPr>
+              <w:t xml:space="preserve">TCI–IIMB Supply Chain Sustainability Lab, IIM Bangalore, Air domestic default</w:t>
             </w:r>
           </w:p>
         </w:tc>
@@ -6355,7 +6602,7 @@
         <w:spacing w:after="80"/>
       </w:pPr>
       <w:r>
-        <w:t xml:space="preserve">Smart Freight Centre (2025). Global Logistics Emissions Council Framework v3.2. https://smartfreightcentre.org/news/13311209</w:t>
+        <w:t xml:space="preserve">TCI–IIMB Supply Chain Sustainability Lab, IIM Bangalore (2024). TEMT emission factors. https://www.iimb.ac.in/tci-supply-chain-sustainability-lab</w:t>
       </w:r>
     </w:p>
     <w:p>
@@ -6369,6 +6616,19 @@
       </w:pPr>
       <w:r>
         <w:t xml:space="preserve">Central Electricity Authority, Ministry of Power (2025). CO2 Baseline Database for the Indian Power Sector, Version 21.0. https://cea.nic.in/cdm-co2-baseline-database/?lang=en</w:t>
+      </w:r>
+    </w:p>
+    <w:p>
+      <w:pPr>
+        <w:pStyle w:val="ListParagraph"/>
+        <w:numPr>
+          <w:ilvl w:val="0"/>
+          <w:numId w:val="1"/>
+        </w:numPr>
+        <w:spacing w:after="80"/>
+      </w:pPr>
+      <w:r>
+        <w:t xml:space="preserve">Smart Freight Centre (2025). Global Logistics Emissions Council Framework v3.2. https://smartfreightcentre.org/news/13311209</w:t>
       </w:r>
     </w:p>
     <w:p>
